--- a/docs/business/final_deck/PublicLogic_v1_Business_Stack/PublicLogic - Permit & Bridge Sprint - Scope & Fee Sheet.docx
+++ b/docs/business/final_deck/PublicLogic_v1_Business_Stack/PublicLogic - Permit & Bridge Sprint - Scope & Fee Sheet.docx
@@ -111,7 +111,7 @@
           <w:color w:val="6B6660"/>
           <w:sz w:val="19"/>
         </w:rPr>
-        <w:t>Project sponsors — developers, towns, nonprofits, and businesses — with one real project that is stalled, about to start, or stuck between offices. (If you only need to know which path you're on, start with a $250–$750 Permit Path Scan instead.)</w:t>
+        <w:t>Project sponsors — developers, towns, nonprofits, and businesses — with one real project that is stalled, about to start, or stuck between offices. (If you only need to know which path you're on, start with a $500 Permit Path Scan instead.)</w:t>
       </w:r>
     </w:p>
     <w:p>
@@ -555,7 +555,7 @@
           <w:color w:val="6B6660"/>
           <w:sz w:val="17"/>
         </w:rPr>
-        <w:t>PublicLogic LLC  ·  Nathan Boudreau, MPA / MCPPO  ·  hello@publiclogic.org  ·  Private &amp; Confidential</w:t>
+        <w:t>PublicLogic LLC  ·  Nathan Boudreau, MPA / MCPPO  ·  nate@publiclogic.org  ·  Private &amp; Confidential</w:t>
       </w:r>
     </w:p>
     <w:sectPr>
